--- a/word_reports/LP_0321_위치_258_Steve Forbert_Jackrabbit .docx
+++ b/word_reports/LP_0321_위치_258_Steve Forbert_Jackrabbit .docx
@@ -4,7 +4,7 @@
   <w:body>
     <w:p>
       <w:pPr>
-        <w:spacing w:after="280"/>
+        <w:spacing w:after="80"/>
       </w:pPr>
       <w:r>
         <w:rPr w:rFonts="맑은 고딕">
@@ -13,94 +13,47 @@
           <w:color w:val="1E3A8A"/>
           <w:sz w:val="30"/>
         </w:rPr>
-        <w:t>[258] Steve Forbert - Jackrabbit Slim</w:t>
+        <w:t>Steve Forbert (스티브 포버트) - Jackrabbit Slim</w:t>
       </w:r>
     </w:p>
     <w:p>
       <w:pPr>
-        <w:spacing w:after="320"/>
+        <w:spacing w:after="240"/>
       </w:pPr>
       <w:r>
         <w:rPr w:rFonts="맑은 고딕">
           <w:rFonts w:ascii="맑은 고딕" w:hAnsi="맑은 고딕" w:eastAsia="맑은 고딕"/>
           <w:b/>
-          <w:sz w:val="20"/>
+          <w:color w:val="4B5563"/>
+          <w:sz w:val="22"/>
         </w:rPr>
-        <w:t>■ 위치 : 258</w:t>
-        <w:br/>
-      </w:r>
-      <w:r>
-        <w:rPr w:rFonts="맑은 고딕">
-          <w:rFonts w:ascii="맑은 고딕" w:hAnsi="맑은 고딕" w:eastAsia="맑은 고딕"/>
-          <w:b/>
-          <w:sz w:val="20"/>
-        </w:rPr>
-        <w:t>■ 아티스트 : Steve Forbert</w:t>
-        <w:br/>
-      </w:r>
-      <w:r>
-        <w:rPr w:rFonts="맑은 고딕">
-          <w:rFonts w:ascii="맑은 고딕" w:hAnsi="맑은 고딕" w:eastAsia="맑은 고딕"/>
-          <w:b/>
-          <w:sz w:val="20"/>
-        </w:rPr>
-        <w:t>■ 앨범명 : Jackrabbit Slim</w:t>
-        <w:br/>
-      </w:r>
-      <w:r>
-        <w:rPr w:rFonts="맑은 고딕">
-          <w:rFonts w:ascii="맑은 고딕" w:hAnsi="맑은 고딕" w:eastAsia="맑은 고딕"/>
-          <w:b w:val="0"/>
-          <w:sz w:val="20"/>
-        </w:rPr>
-        <w:t>■ 음반 레이블 : Nemperor Records</w:t>
-        <w:br/>
-      </w:r>
-      <w:r>
-        <w:rPr w:rFonts="맑은 고딕">
-          <w:rFonts w:ascii="맑은 고딕" w:hAnsi="맑은 고딕" w:eastAsia="맑은 고딕"/>
-          <w:b w:val="0"/>
-          <w:sz w:val="20"/>
-        </w:rPr>
-        <w:t>■ 발매년도 : 1979</w:t>
-        <w:br/>
-      </w:r>
-      <w:r>
-        <w:rPr w:rFonts="맑은 고딕">
-          <w:rFonts w:ascii="맑은 고딕" w:hAnsi="맑은 고딕" w:eastAsia="맑은 고딕"/>
-          <w:b w:val="0"/>
-          <w:sz w:val="20"/>
-        </w:rPr>
-        <w:t>■ 장르 : 포크 록, 싱어송라이터, 아메리카나</w:t>
-        <w:br/>
-      </w:r>
-      <w:r>
-        <w:rPr w:rFonts="맑은 고딕">
-          <w:rFonts w:ascii="맑은 고딕" w:hAnsi="맑은 고딕" w:eastAsia="맑은 고딕"/>
-          <w:b w:val="0"/>
-          <w:sz w:val="20"/>
-        </w:rPr>
-        <w:t>■ 주요 수록곡 : 1. Romeo's Tune</w:t>
-        <w:br/>
+        <w:t>위치 :  258</w:t>
       </w:r>
     </w:p>
     <w:p>
       <w:pPr>
-        <w:spacing w:after="160"/>
+        <w:spacing w:line="324" w:lineRule="auto" w:before="80" w:after="160"/>
       </w:pPr>
       <w:r>
         <w:rPr w:rFonts="맑은 고딕">
           <w:rFonts w:ascii="맑은 고딕" w:hAnsi="맑은 고딕" w:eastAsia="맑은 고딕"/>
           <w:b/>
           <w:color w:val="1F2937"/>
-          <w:sz w:val="24"/>
+          <w:sz w:val="22"/>
         </w:rPr>
-        <w:t>■ 음반 해설 및 감상 가이드</w:t>
+        <w:t xml:space="preserve">[음반 소개] </w:t>
+      </w:r>
+      <w:r>
+        <w:rPr w:rFonts="맑은 고딕">
+          <w:rFonts w:ascii="맑은 고딕" w:hAnsi="맑은 고딕" w:eastAsia="맑은 고딕"/>
+          <w:b w:val="0"/>
+          <w:sz w:val="21"/>
+        </w:rPr>
       </w:r>
     </w:p>
     <w:p>
       <w:pPr>
-        <w:spacing w:line="312" w:lineRule="auto" w:after="120"/>
+        <w:spacing w:line="324" w:lineRule="auto" w:after="120"/>
       </w:pPr>
       <w:r>
         <w:rPr w:rFonts="맑은 고딕">
@@ -108,51 +61,516 @@
           <w:b w:val="0"/>
           <w:sz w:val="21"/>
         </w:rPr>
-        <w:t>1970년대 후반, 싱어송라이터 음악의 황금기 끝자락에서 미시시피 출신의 청년 스티브 포버트(Steve Forbert)는 '제2의 밥 딜런'이라는 언론의 찬사 속에 등장했습니다. 1979년에 발표된 그의 두 번째 정규 음반 《Jackrabbit Slim》은 그를 단숨에 미국 포크 록 씬의 중심으로 올려놓은 명반입니다. 데뷔작 《Alive on Arrival》로 평단의 주목을 받은 그는, 이 음반을 통해 특유의 청량한 감수성과 뛰어난 멜로디 감각을 상업적 성공과 함께 대중적으로 완성해 냈습니다.</w:t>
+        <w:t>스티브 포버트의 1979년 작 《Jackrabbit Slim》은 디스코와 펑크의 거센 소용돌이 속에서도 순수한 어쿠스틱의 서정과 청춘의 낭만을 온전히 지켜낸 포크 록의 찬연한 이정표입니다. 전설적인 프로듀서 존 사이먼(John Simon)의 유려한 숨결 아래, 미시시피 출신의 이 젊은 음유시인은 삶의 방황과 풋풋한 연정을 특유의 모래펄 같은 허스키 보이스로 담담히 고백합니다. 시대를 초월하여 울려 퍼지는 담백한 하모니카 소리와 어쿠스틱 기타의 울림은 잊고 지낸 젊은 날의 푸른 기억을 아련하게 흔들어 깨웁니다. 릴 테이프의 따스함이 깃든 이 명반은 화려함 뒤에 가려진 음악의 본질적인 위로와 순수함이 무엇인지를 격조 높게 증명하고 있습니다.</w:t>
       </w:r>
     </w:p>
     <w:p>
       <w:pPr>
-        <w:spacing w:line="312" w:lineRule="auto" w:after="120"/>
+        <w:spacing w:line="324" w:lineRule="auto" w:before="200" w:after="80"/>
       </w:pPr>
+      <w:r>
+        <w:rPr w:rFonts="맑은 고딕">
+          <w:rFonts w:ascii="맑은 고딕" w:hAnsi="맑은 고딕" w:eastAsia="맑은 고딕"/>
+          <w:b/>
+          <w:color w:val="1E3A8A"/>
+          <w:sz w:val="24"/>
+        </w:rPr>
+        <w:t>1. 음반 데이터</w:t>
+      </w:r>
+    </w:p>
+    <w:p>
+      <w:pPr>
+        <w:spacing w:line="324" w:lineRule="auto" w:after="80"/>
+      </w:pPr>
+      <w:r>
+        <w:rPr w:rFonts="맑은 고딕">
+          <w:rFonts w:ascii="맑은 고딕" w:hAnsi="맑은 고딕" w:eastAsia="맑은 고딕"/>
+          <w:b w:val="0"/>
+          <w:color w:val="6B7280"/>
+          <w:sz w:val="21"/>
+        </w:rPr>
+        <w:t xml:space="preserve">· </w:t>
+      </w:r>
+      <w:r>
+        <w:rPr w:rFonts="맑은 고딕">
+          <w:rFonts w:ascii="맑은 고딕" w:hAnsi="맑은 고딕" w:eastAsia="맑은 고딕"/>
+          <w:b/>
+          <w:color w:val="1F2937"/>
+          <w:sz w:val="21"/>
+        </w:rPr>
+        <w:t xml:space="preserve">앨범명: </w:t>
+      </w:r>
       <w:r>
         <w:rPr w:rFonts="맑은 고딕">
           <w:rFonts w:ascii="맑은 고딕" w:hAnsi="맑은 고딕" w:eastAsia="맑은 고딕"/>
           <w:b w:val="0"/>
           <w:sz w:val="21"/>
         </w:rPr>
-        <w:t>본 작의 음악적 핵심은 전통적인 포크의 시적인 서사성과 팝 록의 매력적인 훅(Hook)이 완벽한 조화를 이룬다는 점에 있습니다. 스티브 포버트 특유의 허스키하면서도 소년 같은 미성은 청자의 마음을 자연스럽게 사로잡으며, 어쿠스틱 기타와 쾌활한 피아노, 애수 어린 하모니카가 만들어내는 오가닉 사운드는 풍성한 입체감을 제공합니다. 밥 딜런과 더 밴드의 음반을 프로듀싱했던 존 사이먼(John Simon)의 탁월한 조율 아래, 정교하면서도 순수한 아메리칸 록의 진수가 음반 전체에 흐르고 있습니다.</w:t>
+        <w:t>Jackrabbit Slim</w:t>
       </w:r>
     </w:p>
     <w:p>
       <w:pPr>
-        <w:spacing w:line="312" w:lineRule="auto" w:after="120"/>
+        <w:spacing w:line="324" w:lineRule="auto" w:after="80"/>
       </w:pPr>
+      <w:r>
+        <w:rPr w:rFonts="맑은 고딕">
+          <w:rFonts w:ascii="맑은 고딕" w:hAnsi="맑은 고딕" w:eastAsia="맑은 고딕"/>
+          <w:b w:val="0"/>
+          <w:color w:val="6B7280"/>
+          <w:sz w:val="21"/>
+        </w:rPr>
+        <w:t xml:space="preserve">· </w:t>
+      </w:r>
+      <w:r>
+        <w:rPr w:rFonts="맑은 고딕">
+          <w:rFonts w:ascii="맑은 고딕" w:hAnsi="맑은 고딕" w:eastAsia="맑은 고딕"/>
+          <w:b/>
+          <w:color w:val="1F2937"/>
+          <w:sz w:val="21"/>
+        </w:rPr>
+        <w:t xml:space="preserve">아티스트: </w:t>
+      </w:r>
       <w:r>
         <w:rPr w:rFonts="맑은 고딕">
           <w:rFonts w:ascii="맑은 고딕" w:hAnsi="맑은 고딕" w:eastAsia="맑은 고딕"/>
           <w:b w:val="0"/>
           <w:sz w:val="21"/>
         </w:rPr>
-        <w:t>음반을 대표하는 트랙이자 빌보드 싱글 차트 11위에 오른 「Romeo's Tune」은 경쾌하게 굴러가는 피아노 리프와 포버트의 열정적인 보컬이 어우러진 포크 록의 정석입니다. 이어지는 「Say Goodbye to Little Jo」와 「Committed to Main Street」에서는 미국 청춘들의 방황과 일상, 그리고 애틋한 향수를 섬세한 필치로 그려냈습니다. 또한, 서정적인 어쿠스틱 기타 선율 위로 나지막이 읊조리는 「January 23rd, 1971」은 그의 탁월한 스토리텔링 능력이 빛을 발하는 곡으로, 음반의 깊이를 한층 더해줍니다.</w:t>
+        <w:t>Steve Forbert (스티브 포버트)</w:t>
       </w:r>
     </w:p>
     <w:p>
       <w:pPr>
-        <w:spacing w:line="312" w:lineRule="auto" w:after="120"/>
+        <w:spacing w:line="324" w:lineRule="auto" w:after="80"/>
       </w:pPr>
+      <w:r>
+        <w:rPr w:rFonts="맑은 고딕">
+          <w:rFonts w:ascii="맑은 고딕" w:hAnsi="맑은 고딕" w:eastAsia="맑은 고딕"/>
+          <w:b w:val="0"/>
+          <w:color w:val="6B7280"/>
+          <w:sz w:val="21"/>
+        </w:rPr>
+        <w:t xml:space="preserve">· </w:t>
+      </w:r>
+      <w:r>
+        <w:rPr w:rFonts="맑은 고딕">
+          <w:rFonts w:ascii="맑은 고딕" w:hAnsi="맑은 고딕" w:eastAsia="맑은 고딕"/>
+          <w:b/>
+          <w:color w:val="1F2937"/>
+          <w:sz w:val="21"/>
+        </w:rPr>
+        <w:t xml:space="preserve">발매 정보: </w:t>
+      </w:r>
       <w:r>
         <w:rPr w:rFonts="맑은 고딕">
           <w:rFonts w:ascii="맑은 고딕" w:hAnsi="맑은 고딕" w:eastAsia="맑은 고딕"/>
           <w:b w:val="0"/>
           <w:sz w:val="21"/>
         </w:rPr>
-        <w:t>《Jackrabbit Slim》은 1970년대 아메리칸 포크 록의 순수함과 열정이 고스란히 농축된 작품으로, 특히 LP의 따뜻한 아날로그 질감으로 감상할 때 그 참맛을 느낄 수 있습니다. 거친 듯 따스한 포버트의 음색과 정겨운 악기 연주들은 각박한 현대인들에게 깊은 위로와 낭만을 선사합니다. 시대의 유행을 넘어 진정성 있는 음악이 주는 울림을 고스란히 간직한 이 앨범은 음반 수집가와 클래식 록 애호가 모두에게 소중한 소장 가치를 지닙니다.</w:t>
+        <w:t>1979년 넴퍼러 레코드(Nemperor Records)를 통해 발표된 스티브 포버트의 통산 두 번째 정규 앨범으로, 더 밴드(The Band)와 재니스 조플린의 걸작을 조율했던 명프로듀서 존 사이먼이 지휘봉을 잡아 내슈빌의 유서 깊은 스튜디오에서 포크와 아메리카나의 정수를 정교하게 담아냈습니다.</w:t>
+      </w:r>
+    </w:p>
+    <w:p>
+      <w:pPr>
+        <w:spacing w:line="324" w:lineRule="auto" w:after="80"/>
+      </w:pPr>
+      <w:r>
+        <w:rPr w:rFonts="맑은 고딕">
+          <w:rFonts w:ascii="맑은 고딕" w:hAnsi="맑은 고딕" w:eastAsia="맑은 고딕"/>
+          <w:b w:val="0"/>
+          <w:color w:val="6B7280"/>
+          <w:sz w:val="21"/>
+        </w:rPr>
+        <w:t xml:space="preserve">· </w:t>
+      </w:r>
+      <w:r>
+        <w:rPr w:rFonts="맑은 고딕">
+          <w:rFonts w:ascii="맑은 고딕" w:hAnsi="맑은 고딕" w:eastAsia="맑은 고딕"/>
+          <w:b/>
+          <w:color w:val="1F2937"/>
+          <w:sz w:val="21"/>
+        </w:rPr>
+        <w:t xml:space="preserve">LP 인기도(판매량): </w:t>
+      </w:r>
+      <w:r>
+        <w:rPr w:rFonts="맑은 고딕">
+          <w:rFonts w:ascii="맑은 고딕" w:hAnsi="맑은 고딕" w:eastAsia="맑은 고딕"/>
+          <w:b w:val="0"/>
+          <w:sz w:val="21"/>
+        </w:rPr>
+        <w:t>발매 당시 미국 빌보드 200 앨범 차트 20위까지 오르며 50만 장 이상의 판매고를 달성해 RIAA 골드(Gold) 디스크를 공인받았으며, 수록곡 〈Romeo's Tune〉이 빌보드 싱글 차트 11위를 기록하는 등 대중과 평단의 전폭적인 지지를 받았습니다.</w:t>
+      </w:r>
+    </w:p>
+    <w:p>
+      <w:pPr>
+        <w:spacing w:line="324" w:lineRule="auto" w:after="80"/>
+      </w:pPr>
+      <w:r>
+        <w:rPr w:rFonts="맑은 고딕">
+          <w:rFonts w:ascii="맑은 고딕" w:hAnsi="맑은 고딕" w:eastAsia="맑은 고딕"/>
+          <w:b w:val="0"/>
+          <w:color w:val="6B7280"/>
+          <w:sz w:val="21"/>
+        </w:rPr>
+        <w:t xml:space="preserve">· </w:t>
+      </w:r>
+      <w:r>
+        <w:rPr w:rFonts="맑은 고딕">
+          <w:rFonts w:ascii="맑은 고딕" w:hAnsi="맑은 고딕" w:eastAsia="맑은 고딕"/>
+          <w:b/>
+          <w:color w:val="1F2937"/>
+          <w:sz w:val="21"/>
+        </w:rPr>
+        <w:t xml:space="preserve">각종 수상경력: </w:t>
+      </w:r>
+      <w:r>
+        <w:rPr w:rFonts="맑은 고딕">
+          <w:rFonts w:ascii="맑은 고딕" w:hAnsi="맑은 고딕" w:eastAsia="맑은 고딕"/>
+          <w:b w:val="0"/>
+          <w:sz w:val="21"/>
+        </w:rPr>
+        <w:t>〈롤링스톤(Rolling Stone)〉지를 비롯한 당대 유수의 음악 전문지들로부터 "어쿠스틱 르네상스를 연 주역"이라는 찬사를 이끌어냈으며, 당시 평단이 수여하던 '새로운 밥 딜런(New Dylan)'이라는 수식어를 가장 음악적으로 온전하게 증명해 낸 명반으로 공인받았습니다.</w:t>
+      </w:r>
+    </w:p>
+    <w:p>
+      <w:pPr>
+        <w:spacing w:line="324" w:lineRule="auto" w:before="200" w:after="80"/>
+      </w:pPr>
+      <w:r>
+        <w:rPr w:rFonts="맑은 고딕">
+          <w:rFonts w:ascii="맑은 고딕" w:hAnsi="맑은 고딕" w:eastAsia="맑은 고딕"/>
+          <w:b/>
+          <w:color w:val="1E3A8A"/>
+          <w:sz w:val="24"/>
+        </w:rPr>
+        <w:t>2. 아티스트 정보</w:t>
+      </w:r>
+    </w:p>
+    <w:p>
+      <w:pPr>
+        <w:spacing w:line="324" w:lineRule="auto" w:after="80"/>
+      </w:pPr>
+      <w:r>
+        <w:rPr w:rFonts="맑은 고딕">
+          <w:rFonts w:ascii="맑은 고딕" w:hAnsi="맑은 고딕" w:eastAsia="맑은 고딕"/>
+          <w:b w:val="0"/>
+          <w:color w:val="6B7280"/>
+          <w:sz w:val="21"/>
+        </w:rPr>
+        <w:t xml:space="preserve">· </w:t>
+      </w:r>
+      <w:r>
+        <w:rPr w:rFonts="맑은 고딕">
+          <w:rFonts w:ascii="맑은 고딕" w:hAnsi="맑은 고딕" w:eastAsia="맑은 고딕"/>
+          <w:b/>
+          <w:color w:val="1F2937"/>
+          <w:sz w:val="21"/>
+        </w:rPr>
+        <w:t xml:space="preserve">국적: </w:t>
+      </w:r>
+      <w:r>
+        <w:rPr w:rFonts="맑은 고딕">
+          <w:rFonts w:ascii="맑은 고딕" w:hAnsi="맑은 고딕" w:eastAsia="맑은 고딕"/>
+          <w:b w:val="0"/>
+          <w:sz w:val="21"/>
+        </w:rPr>
+        <w:t>미국 (미시시피주 메리디안)</w:t>
+      </w:r>
+    </w:p>
+    <w:p>
+      <w:pPr>
+        <w:spacing w:line="324" w:lineRule="auto" w:after="80"/>
+      </w:pPr>
+      <w:r>
+        <w:rPr w:rFonts="맑은 고딕">
+          <w:rFonts w:ascii="맑은 고딕" w:hAnsi="맑은 고딕" w:eastAsia="맑은 고딕"/>
+          <w:b w:val="0"/>
+          <w:color w:val="6B7280"/>
+          <w:sz w:val="21"/>
+        </w:rPr>
+        <w:t xml:space="preserve">· </w:t>
+      </w:r>
+      <w:r>
+        <w:rPr w:rFonts="맑은 고딕">
+          <w:rFonts w:ascii="맑은 고딕" w:hAnsi="맑은 고딕" w:eastAsia="맑은 고딕"/>
+          <w:b/>
+          <w:color w:val="1F2937"/>
+          <w:sz w:val="21"/>
+        </w:rPr>
+        <w:t xml:space="preserve">생몰년도: </w:t>
+      </w:r>
+      <w:r>
+        <w:rPr w:rFonts="맑은 고딕">
+          <w:rFonts w:ascii="맑은 고딕" w:hAnsi="맑은 고딕" w:eastAsia="맑은 고딕"/>
+          <w:b w:val="0"/>
+          <w:sz w:val="21"/>
+        </w:rPr>
+        <w:t>1954년 12월 13일 ~ 현재</w:t>
+      </w:r>
+    </w:p>
+    <w:p>
+      <w:pPr>
+        <w:spacing w:line="324" w:lineRule="auto" w:after="80"/>
+      </w:pPr>
+      <w:r>
+        <w:rPr w:rFonts="맑은 고딕">
+          <w:rFonts w:ascii="맑은 고딕" w:hAnsi="맑은 고딕" w:eastAsia="맑은 고딕"/>
+          <w:b w:val="0"/>
+          <w:color w:val="6B7280"/>
+          <w:sz w:val="21"/>
+        </w:rPr>
+        <w:t xml:space="preserve">· </w:t>
+      </w:r>
+      <w:r>
+        <w:rPr w:rFonts="맑은 고딕">
+          <w:rFonts w:ascii="맑은 고딕" w:hAnsi="맑은 고딕" w:eastAsia="맑은 고딕"/>
+          <w:b/>
+          <w:color w:val="1F2937"/>
+          <w:sz w:val="21"/>
+        </w:rPr>
+        <w:t xml:space="preserve">그룹 소속: </w:t>
+      </w:r>
+      <w:r>
+        <w:rPr w:rFonts="맑은 고딕">
+          <w:rFonts w:ascii="맑은 고딕" w:hAnsi="맑은 고딕" w:eastAsia="맑은 고딕"/>
+          <w:b w:val="0"/>
+          <w:sz w:val="21"/>
+        </w:rPr>
+        <w:t>솔로 (싱어송라이터)</w:t>
+      </w:r>
+    </w:p>
+    <w:p>
+      <w:pPr>
+        <w:spacing w:line="324" w:lineRule="auto" w:after="80"/>
+      </w:pPr>
+      <w:r>
+        <w:rPr w:rFonts="맑은 고딕">
+          <w:rFonts w:ascii="맑은 고딕" w:hAnsi="맑은 고딕" w:eastAsia="맑은 고딕"/>
+          <w:b w:val="0"/>
+          <w:color w:val="6B7280"/>
+          <w:sz w:val="21"/>
+        </w:rPr>
+        <w:t xml:space="preserve">· </w:t>
+      </w:r>
+      <w:r>
+        <w:rPr w:rFonts="맑은 고딕">
+          <w:rFonts w:ascii="맑은 고딕" w:hAnsi="맑은 고딕" w:eastAsia="맑은 고딕"/>
+          <w:b/>
+          <w:color w:val="1F2937"/>
+          <w:sz w:val="21"/>
+        </w:rPr>
+        <w:t xml:space="preserve">아티스트 소개: </w:t>
+      </w:r>
+      <w:r>
+        <w:rPr w:rFonts="맑은 고딕">
+          <w:rFonts w:ascii="맑은 고딕" w:hAnsi="맑은 고딕" w:eastAsia="맑은 고딕"/>
+          <w:b w:val="0"/>
+          <w:sz w:val="21"/>
+        </w:rPr>
+        <w:t>스티브 포버트는 하모니카와 어쿠스틱 기타 한 대만으로 뉴욕 그리니치 빌리지의 클럽들을 매료시킨 독보적인 아메리칸 포크 록 싱어송라이터입니다. 거칠면서도 따스한 허스키 톤과 시적 통찰이 돋보이는 가사 쓰기를 통해 전통 포크의 서정성과 로큰롤의 생명력을 탁월하게 교망(交網)한 아티스트로 평가받습니다.</w:t>
+      </w:r>
+    </w:p>
+    <w:p>
+      <w:pPr>
+        <w:spacing w:line="324" w:lineRule="auto" w:before="200" w:after="80"/>
+      </w:pPr>
+      <w:r>
+        <w:rPr w:rFonts="맑은 고딕">
+          <w:rFonts w:ascii="맑은 고딕" w:hAnsi="맑은 고딕" w:eastAsia="맑은 고딕"/>
+          <w:b/>
+          <w:color w:val="1E3A8A"/>
+          <w:sz w:val="24"/>
+        </w:rPr>
+        <w:t>3. 음반 상세 분석</w:t>
+      </w:r>
+    </w:p>
+    <w:p>
+      <w:pPr>
+        <w:spacing w:line="324" w:lineRule="auto" w:after="80"/>
+      </w:pPr>
+      <w:r>
+        <w:rPr w:rFonts="맑은 고딕">
+          <w:rFonts w:ascii="맑은 고딕" w:hAnsi="맑은 고딕" w:eastAsia="맑은 고딕"/>
+          <w:b w:val="0"/>
+          <w:color w:val="6B7280"/>
+          <w:sz w:val="21"/>
+        </w:rPr>
+        <w:t xml:space="preserve">· </w:t>
+      </w:r>
+      <w:r>
+        <w:rPr w:rFonts="맑은 고딕">
+          <w:rFonts w:ascii="맑은 고딕" w:hAnsi="맑은 고딕" w:eastAsia="맑은 고딕"/>
+          <w:b/>
+          <w:color w:val="1F2937"/>
+          <w:sz w:val="21"/>
+        </w:rPr>
+        <w:t xml:space="preserve">역사적 위치: </w:t>
+      </w:r>
+      <w:r>
+        <w:rPr w:rFonts="맑은 고딕">
+          <w:rFonts w:ascii="맑은 고딕" w:hAnsi="맑은 고딕" w:eastAsia="맑은 고딕"/>
+          <w:b w:val="0"/>
+          <w:sz w:val="21"/>
+        </w:rPr>
+        <w:t>신시사이저와 디스코 비트가 팝 시장을 뒤덮던 1970년대 말의 분기점에서, 어쿠스틱 악기 본연의 울림과 서사 중심의 작법으로 대중음악의 근원적 아름다움을 복원해 낸 수작입니다. 거창한 사회적 담론보다는 개인의 내면과 소박한 일상의 정서를 탐구함으로써, 훗날 1980~90년대 얼터너티브 컨트리와 아메리카나 장르의 태동에 중대한 가교 역할을 수행했습니다.</w:t>
+      </w:r>
+    </w:p>
+    <w:p>
+      <w:pPr>
+        <w:spacing w:line="324" w:lineRule="auto" w:after="80"/>
+      </w:pPr>
+      <w:r>
+        <w:rPr w:rFonts="맑은 고딕">
+          <w:rFonts w:ascii="맑은 고딕" w:hAnsi="맑은 고딕" w:eastAsia="맑은 고딕"/>
+          <w:b w:val="0"/>
+          <w:color w:val="6B7280"/>
+          <w:sz w:val="21"/>
+        </w:rPr>
+        <w:t xml:space="preserve">· </w:t>
+      </w:r>
+      <w:r>
+        <w:rPr w:rFonts="맑은 고딕">
+          <w:rFonts w:ascii="맑은 고딕" w:hAnsi="맑은 고딕" w:eastAsia="맑은 고딕"/>
+          <w:b/>
+          <w:color w:val="1F2937"/>
+          <w:sz w:val="21"/>
+        </w:rPr>
+        <w:t xml:space="preserve">시대의 흔적(스토리텔링): </w:t>
+      </w:r>
+      <w:r>
+        <w:rPr w:rFonts="맑은 고딕">
+          <w:rFonts w:ascii="맑은 고딕" w:hAnsi="맑은 고딕" w:eastAsia="맑은 고딕"/>
+          <w:b w:val="0"/>
+          <w:sz w:val="21"/>
+        </w:rPr>
+        <w:t>베트남 전쟁의 상흔과 워터게이트 사건의 환멸을 지나 방황하던 1970년대 말의 미국 청춘들에게, 이 음반은 따스한 한 줄기 볕과도 같았습니다. 대도시의 소음과 고독 속에서 사랑을 갈구하고 내일을 꿈꾸던 당시 젊은이들의 쓸쓸하면서도 낭만적인 심상이 음반 전편에 흐르는 멜로디 속에 투명하게 스며 있습니다.</w:t>
+      </w:r>
+    </w:p>
+    <w:p>
+      <w:pPr>
+        <w:spacing w:line="324" w:lineRule="auto" w:before="200" w:after="80"/>
+      </w:pPr>
+      <w:r>
+        <w:rPr w:rFonts="맑은 고딕">
+          <w:rFonts w:ascii="맑은 고딕" w:hAnsi="맑은 고딕" w:eastAsia="맑은 고딕"/>
+          <w:b/>
+          <w:color w:val="1E3A8A"/>
+          <w:sz w:val="24"/>
+        </w:rPr>
+        <w:t>4. 주요 수록곡 및 감상 제언</w:t>
+      </w:r>
+    </w:p>
+    <w:p>
+      <w:pPr>
+        <w:spacing w:line="324" w:lineRule="auto" w:after="80"/>
+      </w:pPr>
+      <w:r>
+        <w:rPr w:rFonts="맑은 고딕">
+          <w:rFonts w:ascii="맑은 고딕" w:hAnsi="맑은 고딕" w:eastAsia="맑은 고딕"/>
+          <w:b w:val="0"/>
+          <w:color w:val="6B7280"/>
+          <w:sz w:val="21"/>
+        </w:rPr>
+        <w:t xml:space="preserve">· </w:t>
+      </w:r>
+      <w:r>
+        <w:rPr w:rFonts="맑은 고딕">
+          <w:rFonts w:ascii="맑은 고딕" w:hAnsi="맑은 고딕" w:eastAsia="맑은 고딕"/>
+          <w:b/>
+          <w:color w:val="1F2937"/>
+          <w:sz w:val="21"/>
+        </w:rPr>
+        <w:t xml:space="preserve">주요 수록곡 특징: </w:t>
+      </w:r>
+      <w:r>
+        <w:rPr w:rFonts="맑은 고딕">
+          <w:rFonts w:ascii="맑은 고딕" w:hAnsi="맑은 고딕" w:eastAsia="맑은 고딕"/>
+          <w:b w:val="0"/>
+          <w:sz w:val="21"/>
+        </w:rPr>
+        <w:t>경쾌한 피아노 인트로와 벅차오르는 낭만으로 영원한 청춘의 송가가 된 대표곡 〈Romeo's Tune〉, 슬라이드 기타와 애틋한 하모니카가 절묘한 조화를 이루는 〈Say Goodbye to Little Jo〉, 그리고 잔잔한 어쿠스틱 아르페지오 위로 쓸쓸한 독백이 흐르는 〈Wait〉 등은 음유시인 포버트의 깊은 음악성을 여실히 보여줍니다.</w:t>
+      </w:r>
+    </w:p>
+    <w:p>
+      <w:pPr>
+        <w:spacing w:line="324" w:lineRule="auto" w:after="80"/>
+      </w:pPr>
+      <w:r>
+        <w:rPr w:rFonts="맑은 고딕">
+          <w:rFonts w:ascii="맑은 고딕" w:hAnsi="맑은 고딕" w:eastAsia="맑은 고딕"/>
+          <w:b w:val="0"/>
+          <w:color w:val="6B7280"/>
+          <w:sz w:val="21"/>
+        </w:rPr>
+        <w:t xml:space="preserve">· </w:t>
+      </w:r>
+      <w:r>
+        <w:rPr w:rFonts="맑은 고딕">
+          <w:rFonts w:ascii="맑은 고딕" w:hAnsi="맑은 고딕" w:eastAsia="맑은 고딕"/>
+          <w:b/>
+          <w:color w:val="1F2937"/>
+          <w:sz w:val="21"/>
+        </w:rPr>
+        <w:t xml:space="preserve">빈티지 감상 제언: </w:t>
+      </w:r>
+      <w:r>
+        <w:rPr w:rFonts="맑은 고딕">
+          <w:rFonts w:ascii="맑은 고딕" w:hAnsi="맑은 고딕" w:eastAsia="맑은 고딕"/>
+          <w:b w:val="0"/>
+          <w:sz w:val="21"/>
+        </w:rPr>
+        <w:t>질 좋은 바이닐의 소릿골을 타고 번지는 어쿠스틱 기타 줄의 찰현음과 브라스 세션의 따스한 잔향이 일품입니다. 진공관 앰프의 온화한 배음과 MM 카트리지의 풍성한 중음역대를 매칭하여 감상할 때, 마치 심야의 작은 포크 클럽 맨 앞자리에서 그의 거친 숨결을 마주하는 듯한 생생한 현장감을 만끽할 수 있습니다.</w:t>
+      </w:r>
+    </w:p>
+    <w:p>
+      <w:pPr>
+        <w:spacing w:line="324" w:lineRule="auto" w:after="80"/>
+      </w:pPr>
+      <w:r>
+        <w:rPr w:rFonts="맑은 고딕">
+          <w:rFonts w:ascii="맑은 고딕" w:hAnsi="맑은 고딕" w:eastAsia="맑은 고딕"/>
+          <w:b w:val="0"/>
+          <w:color w:val="6B7280"/>
+          <w:sz w:val="21"/>
+        </w:rPr>
+        <w:t xml:space="preserve">· </w:t>
+      </w:r>
+      <w:r>
+        <w:rPr w:rFonts="맑은 고딕">
+          <w:rFonts w:ascii="맑은 고딕" w:hAnsi="맑은 고딕" w:eastAsia="맑은 고딕"/>
+          <w:b/>
+          <w:color w:val="1F2937"/>
+          <w:sz w:val="21"/>
+        </w:rPr>
+        <w:t xml:space="preserve">소장 가치: </w:t>
+      </w:r>
+      <w:r>
+        <w:rPr w:rFonts="맑은 고딕">
+          <w:rFonts w:ascii="맑은 고딕" w:hAnsi="맑은 고딕" w:eastAsia="맑은 고딕"/>
+          <w:b w:val="0"/>
+          <w:sz w:val="21"/>
+        </w:rPr>
+        <w:t>포크 음악 애호가는 물론 클래식 애호가들에게도 편안하게 다가가는 균형 잡힌 편곡과 우아한 멜로디 라인을 지니고 있습니다. 아날로그 레코딩 황혼기에 거둔 가장 순수하고 영롱한 어쿠스틱 사운드를 품고 있어, LP 컬렉터라면 반드시 턴테이블 곁에 비치해 두어야 할 불멸의 명반입니다.</w:t>
+      </w:r>
+    </w:p>
+    <w:p>
+      <w:pPr>
+        <w:spacing w:line="324" w:lineRule="auto" w:after="120" w:before="160"/>
+      </w:pPr>
+      <w:r>
+        <w:rPr w:rFonts="맑은 고딕">
+          <w:rFonts w:ascii="맑은 고딕" w:hAnsi="맑은 고딕" w:eastAsia="맑은 고딕"/>
+          <w:b/>
+          <w:color w:val="4338CA"/>
+          <w:sz w:val="21"/>
+        </w:rPr>
+        <w:t>이 음반을 통해 바쁜 일상 속에서 잠시 벗어나 소박한 어쿠스틱 선율이 전해주는 감동을 다시 한번 경험해 보시는 것은 어떨까요?</w:t>
       </w:r>
     </w:p>
     <w:sectPr>
       <w:pgSz w:w="12240" w:h="15840"/>
-      <w:pgMar w:top="1440" w:right="1440" w:bottom="1440" w:left="1440" w:header="720" w:footer="720" w:gutter="0"/>
+      <w:pgMar w:top="1152" w:right="1296" w:bottom="1152" w:left="1296" w:header="720" w:footer="720" w:gutter="0"/>
       <w:cols w:space="720"/>
       <w:docGrid w:linePitch="360"/>
     </w:sectPr>

--- a/word_reports/LP_0321_위치_258_Steve Forbert_Jackrabbit .docx
+++ b/word_reports/LP_0321_위치_258_Steve Forbert_Jackrabbit .docx
@@ -32,7 +32,7 @@
     </w:p>
     <w:p>
       <w:pPr>
-        <w:spacing w:line="324" w:lineRule="auto" w:before="80" w:after="160"/>
+        <w:spacing w:line="324" w:lineRule="auto" w:before="80" w:after="120"/>
       </w:pPr>
       <w:r>
         <w:rPr w:rFonts="맑은 고딕">
@@ -42,13 +42,6 @@
           <w:sz w:val="22"/>
         </w:rPr>
         <w:t xml:space="preserve">[음반 소개] </w:t>
-      </w:r>
-      <w:r>
-        <w:rPr w:rFonts="맑은 고딕">
-          <w:rFonts w:ascii="맑은 고딕" w:hAnsi="맑은 고딕" w:eastAsia="맑은 고딕"/>
-          <w:b w:val="0"/>
-          <w:sz w:val="21"/>
-        </w:rPr>
       </w:r>
     </w:p>
     <w:p>
@@ -61,7 +54,33 @@
           <w:b w:val="0"/>
           <w:sz w:val="21"/>
         </w:rPr>
-        <w:t>스티브 포버트의 1979년 작 《Jackrabbit Slim》은 디스코와 펑크의 거센 소용돌이 속에서도 순수한 어쿠스틱의 서정과 청춘의 낭만을 온전히 지켜낸 포크 록의 찬연한 이정표입니다. 전설적인 프로듀서 존 사이먼(John Simon)의 유려한 숨결 아래, 미시시피 출신의 이 젊은 음유시인은 삶의 방황과 풋풋한 연정을 특유의 모래펄 같은 허스키 보이스로 담담히 고백합니다. 시대를 초월하여 울려 퍼지는 담백한 하모니카 소리와 어쿠스틱 기타의 울림은 잊고 지낸 젊은 날의 푸른 기억을 아련하게 흔들어 깨웁니다. 릴 테이프의 따스함이 깃든 이 명반은 화려함 뒤에 가려진 음악의 본질적인 위로와 순수함이 무엇인지를 격조 높게 증명하고 있습니다.</w:t>
+        <w:t>1970년대 후반, 디스코의 화려한 미러볼 불빛과 뉴웨이브의 날 선 전자음이 전 세계의 음악 씬을 거세게 흔들던 격변의 시기였습니다. 그 인공적이고 현란한 사운드의 파도 속에서 한 젊은 청년이 오직 낡은 통기타 한 대와 하모니카를 목에 걸고 등장해, 메마른 영혼들의 심장을 촉촉하게 적셨습니다. 미시시피 출신의 음유시인 스티브 포버트가 1979년에 세상에 내놓은 두 번째 정규 앨범 'Jackrabbit Slim'은 상업적 성공과 예술적 완성도를 동시에 획득하며 당대 포크 록의 위대한 귀환을 알린 불멸의 명반입니다.</w:t>
+      </w:r>
+    </w:p>
+    <w:p>
+      <w:pPr>
+        <w:spacing w:line="324" w:lineRule="auto" w:after="120"/>
+      </w:pPr>
+      <w:r>
+        <w:rPr w:rFonts="맑은 고딕">
+          <w:rFonts w:ascii="맑은 고딕" w:hAnsi="맑은 고딕" w:eastAsia="맑은 고딕"/>
+          <w:b w:val="0"/>
+          <w:sz w:val="21"/>
+        </w:rPr>
+        <w:t>데뷔작 'Alive on Arrival'을 통해 평단으로부터 '새로운 밥 딜런(New Dylan)'이라는 영예로운 찬사를 받았던 그는, 이 두 번째 여정에서 내슈빌의 유서 깊은 쿼드라포닉 사운드 스튜디오로 발걸음을 옮겼습니다. 더 밴드(The Band)와의 작업으로 전설이 된 명프로듀서 존 사이먼(John Simon)과의 만남은 신의 한 수였습니다. 포버트 특유의 거칠게 긁히는 허스키 보이스와 남부 특유의 소박한 흙내음은, 정교하고 품격 있는 편곡과 만나 찬란한 화학 반응을 일으켰습니다.</w:t>
+      </w:r>
+    </w:p>
+    <w:p>
+      <w:pPr>
+        <w:spacing w:line="324" w:lineRule="auto" w:after="120"/>
+      </w:pPr>
+      <w:r>
+        <w:rPr w:rFonts="맑은 고딕">
+          <w:rFonts w:ascii="맑은 고딕" w:hAnsi="맑은 고딕" w:eastAsia="맑은 고딕"/>
+          <w:b w:val="0"/>
+          <w:sz w:val="21"/>
+        </w:rPr>
+        <w:t>이 앨범이 전하는 메시지는 결코 거창한 이념에 머물지 않습니다. 스티브 포버트는 청춘이 통과해야만 하는 쓸쓸한 골목길, 창백한 겨울날의 풍경, 찰나의 사랑이 남긴 벅찬 설렘과 아릿한 상실을 지극히 솔직하고 시적인 언어로 풀어냈습니다. 경쾌한 피아노와 싱그러운 선율이 질주하는 "Romeo's Tune"부터 애수 어린 포크 넘버들에 이르기까지, 음반의 전편에는 세월의 풍파에도 결코 마모되지 않는 낭만과 진정성이 도도하게 흐릅니다. 반세기에 가까운 세월이 흐른 오늘날에도 이 음반이 애호가들의 깊은 사랑을 받는 이유는, 화려한 기교 대신 인간 본연의 따스한 온기와 청춘의 순수한 열정을 그루브마다 아로새겼기 때문입니다.</w:t>
       </w:r>
     </w:p>
     <w:p>
@@ -168,7 +187,7 @@
           <w:b w:val="0"/>
           <w:sz w:val="21"/>
         </w:rPr>
-        <w:t>1979년 넴퍼러 레코드(Nemperor Records)를 통해 발표된 스티브 포버트의 통산 두 번째 정규 앨범으로, 더 밴드(The Band)와 재니스 조플린의 걸작을 조율했던 명프로듀서 존 사이먼이 지휘봉을 잡아 내슈빌의 유서 깊은 스튜디오에서 포크와 아메리카나의 정수를 정교하게 담아냈습니다.</w:t>
+        <w:t>1979년 10월 네메페르/에픽(Nemperor/Epic) 레코드를 통해 발매된 스티브 포버트의 정규 2집 앨범으로, 아메리칸 포크의 유산에 세련된 팝 감각을 부여한 걸작.</w:t>
       </w:r>
     </w:p>
     <w:p>
@@ -199,7 +218,7 @@
           <w:b w:val="0"/>
           <w:sz w:val="21"/>
         </w:rPr>
-        <w:t>발매 당시 미국 빌보드 200 앨범 차트 20위까지 오르며 50만 장 이상의 판매고를 달성해 RIAA 골드(Gold) 디스크를 공인받았으며, 수록곡 〈Romeo's Tune〉이 빌보드 싱글 차트 11위를 기록하는 등 대중과 평단의 전폭적인 지지를 받았습니다.</w:t>
+        <w:t>빌보드 200 앨범 차트 20위에 올랐으며, 미국 음반 산업 협회(RIAA)로부터 50만 장 이상의 판매고를 인정받아 '골드(Gold)' 디스크를 획득함.</w:t>
       </w:r>
     </w:p>
     <w:p>
@@ -230,7 +249,7 @@
           <w:b w:val="0"/>
           <w:sz w:val="21"/>
         </w:rPr>
-        <w:t>〈롤링스톤(Rolling Stone)〉지를 비롯한 당대 유수의 음악 전문지들로부터 "어쿠스틱 르네상스를 연 주역"이라는 찬사를 이끌어냈으며, 당시 평단이 수여하던 '새로운 밥 딜런(New Dylan)'이라는 수식어를 가장 음악적으로 온전하게 증명해 낸 명반으로 공인받았습니다.</w:t>
+        <w:t>그래미 어워드 후보 지명 및 롤링 스톤(Rolling Stone)을 비롯한 전 세계 유수 음악 평단으로부터 "1970년대 포크 록의 황혼을 가장 찬란하게 밝힌 명반"으로 극찬을 받음.</w:t>
       </w:r>
     </w:p>
     <w:p>
@@ -275,7 +294,7 @@
           <w:b w:val="0"/>
           <w:sz w:val="21"/>
         </w:rPr>
-        <w:t>미국 (미시시피주 메리디안)</w:t>
+        <w:t>미국 (미시시피주 메리디언 출생)</w:t>
       </w:r>
     </w:p>
     <w:p>
@@ -337,7 +356,7 @@
           <w:b w:val="0"/>
           <w:sz w:val="21"/>
         </w:rPr>
-        <w:t>솔로 (싱어송라이터)</w:t>
+        <w:t>솔로</w:t>
       </w:r>
     </w:p>
     <w:p>
@@ -368,7 +387,7 @@
           <w:b w:val="0"/>
           <w:sz w:val="21"/>
         </w:rPr>
-        <w:t>스티브 포버트는 하모니카와 어쿠스틱 기타 한 대만으로 뉴욕 그리니치 빌리지의 클럽들을 매료시킨 독보적인 아메리칸 포크 록 싱어송라이터입니다. 거칠면서도 따스한 허스키 톤과 시적 통찰이 돋보이는 가사 쓰기를 통해 전통 포크의 서정성과 로큰롤의 생명력을 탁월하게 교망(交網)한 아티스트로 평가받습니다.</w:t>
+        <w:t>거친 숨결이 묻어나는 특유의 허스키 보이스와 유려한 멜로디 감각으로 포크와 루츠 록의 경계를 넓힌 미국의 독보적인 싱어송라이터입니다. 밥 딜런의 서사적 문학성과 브루스 스프링스틴의 뜨거운 에너지를 겸비했다는 평가를 받으며, 대중음악사에 뚜렷한 족적을 남긴 아티스트입니다.</w:t>
       </w:r>
     </w:p>
     <w:p>
@@ -413,7 +432,7 @@
           <w:b w:val="0"/>
           <w:sz w:val="21"/>
         </w:rPr>
-        <w:t>신시사이저와 디스코 비트가 팝 시장을 뒤덮던 1970년대 말의 분기점에서, 어쿠스틱 악기 본연의 울림과 서사 중심의 작법으로 대중음악의 근원적 아름다움을 복원해 낸 수작입니다. 거창한 사회적 담론보다는 개인의 내면과 소박한 일상의 정서를 탐구함으로써, 훗날 1980~90년대 얼터너티브 컨트리와 아메리카나 장르의 태동에 중대한 가교 역할을 수행했습니다.</w:t>
+        <w:t>포크 음악의 정통성과 대중적인 파워 팝의 경쾌함이 가장 이상적인 균형을 이룬 앨범입니다. 프로듀서 존 사이먼의 절제된 연출과 내슈빌 정상급 세션들의 완벽한 호흡이 더해져, 70년대 후반 어쿠스틱 싱어송라이터 음악이 도달할 수 있는 미학적 정점을 보여주었습니다.</w:t>
       </w:r>
     </w:p>
     <w:p>
@@ -444,7 +463,7 @@
           <w:b w:val="0"/>
           <w:sz w:val="21"/>
         </w:rPr>
-        <w:t>베트남 전쟁의 상흔과 워터게이트 사건의 환멸을 지나 방황하던 1970년대 말의 미국 청춘들에게, 이 음반은 따스한 한 줄기 볕과도 같았습니다. 대도시의 소음과 고독 속에서 사랑을 갈구하고 내일을 꿈꾸던 당시 젊은이들의 쓸쓸하면서도 낭만적인 심상이 음반 전편에 흐르는 멜로디 속에 투명하게 스며 있습니다.</w:t>
+        <w:t>급변하는 현대 문명과 물질만능주의의 그늘 속에서 정서적 고립감을 느끼던 1970년대 말 청춘들에게 깊은 안식처를 제공한 작품입니다. 대도시의 차가운 아스팔트 위에서 남부의 따스한 햇살과 바람, 풋풋했던 첫사랑의 기억을 환기하며 당대 젊은이들의 가슴속에 진한 노스탤지어를 아로새겼습니다.</w:t>
       </w:r>
     </w:p>
     <w:p>
@@ -489,7 +508,99 @@
           <w:b w:val="0"/>
           <w:sz w:val="21"/>
         </w:rPr>
-        <w:t>경쾌한 피아노 인트로와 벅차오르는 낭만으로 영원한 청춘의 송가가 된 대표곡 〈Romeo's Tune〉, 슬라이드 기타와 애틋한 하모니카가 절묘한 조화를 이루는 〈Say Goodbye to Little Jo〉, 그리고 잔잔한 어쿠스틱 아르페지오 위로 쓸쓸한 독백이 흐르는 〈Wait〉 등은 음유시인 포버트의 깊은 음악성을 여실히 보여줍니다.</w:t>
+      </w:r>
+    </w:p>
+    <w:p>
+      <w:pPr>
+        <w:spacing w:line="324" w:lineRule="auto" w:after="80"/>
+      </w:pPr>
+      <w:r>
+        <w:rPr w:rFonts="맑은 고딕">
+          <w:rFonts w:ascii="맑은 고딕" w:hAnsi="맑은 고딕" w:eastAsia="맑은 고딕"/>
+          <w:b w:val="0"/>
+          <w:color w:val="6B7280"/>
+          <w:sz w:val="21"/>
+        </w:rPr>
+        <w:t xml:space="preserve">· </w:t>
+      </w:r>
+      <w:r>
+        <w:rPr w:rFonts="맑은 고딕">
+          <w:rFonts w:ascii="맑은 고딕" w:hAnsi="맑은 고딕" w:eastAsia="맑은 고딕"/>
+          <w:b/>
+          <w:color w:val="1F2937"/>
+          <w:sz w:val="21"/>
+        </w:rPr>
+        <w:t xml:space="preserve">"Romeo's Tune": </w:t>
+      </w:r>
+      <w:r>
+        <w:rPr w:rFonts="맑은 고딕">
+          <w:rFonts w:ascii="맑은 고딕" w:hAnsi="맑은 고딕" w:eastAsia="맑은 고딕"/>
+          <w:b w:val="0"/>
+          <w:sz w:val="21"/>
+        </w:rPr>
+        <w:t>유려한 피아노 타건과 활기찬 하모니카, 설렘으로 가득 찬 보컬이 어우러져 빌보드 싱글 차트 11위에 오른 명실상부한 대표곡.</w:t>
+      </w:r>
+    </w:p>
+    <w:p>
+      <w:pPr>
+        <w:spacing w:line="324" w:lineRule="auto" w:after="80"/>
+      </w:pPr>
+      <w:r>
+        <w:rPr w:rFonts="맑은 고딕">
+          <w:rFonts w:ascii="맑은 고딕" w:hAnsi="맑은 고딕" w:eastAsia="맑은 고딕"/>
+          <w:b w:val="0"/>
+          <w:color w:val="6B7280"/>
+          <w:sz w:val="21"/>
+        </w:rPr>
+        <w:t xml:space="preserve">· </w:t>
+      </w:r>
+      <w:r>
+        <w:rPr w:rFonts="맑은 고딕">
+          <w:rFonts w:ascii="맑은 고딕" w:hAnsi="맑은 고딕" w:eastAsia="맑은 고딕"/>
+          <w:b/>
+          <w:color w:val="1F2937"/>
+          <w:sz w:val="21"/>
+        </w:rPr>
+        <w:t xml:space="preserve">"Say Goodbye to Little Jo": </w:t>
+      </w:r>
+      <w:r>
+        <w:rPr w:rFonts="맑은 고딕">
+          <w:rFonts w:ascii="맑은 고딕" w:hAnsi="맑은 고딕" w:eastAsia="맑은 고딕"/>
+          <w:b w:val="0"/>
+          <w:sz w:val="21"/>
+        </w:rPr>
+        <w:t>쓸쓸한 어쿠스틱 기타와 애절한 멜로디가 이별의 아픔을 담담하게 그려내는 서정적인 포크 발라드.</w:t>
+      </w:r>
+    </w:p>
+    <w:p>
+      <w:pPr>
+        <w:spacing w:line="324" w:lineRule="auto" w:after="80"/>
+      </w:pPr>
+      <w:r>
+        <w:rPr w:rFonts="맑은 고딕">
+          <w:rFonts w:ascii="맑은 고딕" w:hAnsi="맑은 고딕" w:eastAsia="맑은 고딕"/>
+          <w:b w:val="0"/>
+          <w:color w:val="6B7280"/>
+          <w:sz w:val="21"/>
+        </w:rPr>
+        <w:t xml:space="preserve">· </w:t>
+      </w:r>
+      <w:r>
+        <w:rPr w:rFonts="맑은 고딕">
+          <w:rFonts w:ascii="맑은 고딕" w:hAnsi="맑은 고딕" w:eastAsia="맑은 고딕"/>
+          <w:b/>
+          <w:color w:val="1F2937"/>
+          <w:sz w:val="21"/>
+        </w:rPr>
+        <w:t xml:space="preserve">"January 23-30, 1979": </w:t>
+      </w:r>
+      <w:r>
+        <w:rPr w:rFonts="맑은 고딕">
+          <w:rFonts w:ascii="맑은 고딕" w:hAnsi="맑은 고딕" w:eastAsia="맑은 고딕"/>
+          <w:b w:val="0"/>
+          <w:sz w:val="21"/>
+        </w:rPr>
+        <w:t>일기를 써 내려가듯 읊조리는 사실적인 노랫말과 포버트의 거친 보컬 흡인력이 압권인 수작.</w:t>
       </w:r>
     </w:p>
     <w:p>
@@ -520,7 +631,7 @@
           <w:b w:val="0"/>
           <w:sz w:val="21"/>
         </w:rPr>
-        <w:t>질 좋은 바이닐의 소릿골을 타고 번지는 어쿠스틱 기타 줄의 찰현음과 브라스 세션의 따스한 잔향이 일품입니다. 진공관 앰프의 온화한 배음과 MM 카트리지의 풍성한 중음역대를 매칭하여 감상할 때, 마치 심야의 작은 포크 클럽 맨 앞자리에서 그의 거친 숨결을 마주하는 듯한 생생한 현장감을 만끽할 수 있습니다.</w:t>
+        <w:t>본 LP는 통기타의 바디가 울리는 통울림과 현을 짚는 핑거링의 마찰음, 그리고 포버트의 가감 없는 숨소리가 놀라울 만큼 생생하게 수록되어 있습니다. 진공관 앰프 특유의 두툼하고 따뜻한 중음역대와 조화를 이룰 때, 존 사이먼이 빚어낸 어쿠스틱 악기들의 공간감과 보컬의 까슬까슬한 질감이 리스닝 룸을 가득 채우며 아날로그 재생의 진수를 경험하게 합니다.</w:t>
       </w:r>
     </w:p>
     <w:p>
@@ -551,7 +662,7 @@
           <w:b w:val="0"/>
           <w:sz w:val="21"/>
         </w:rPr>
-        <w:t>포크 음악 애호가는 물론 클래식 애호가들에게도 편안하게 다가가는 균형 잡힌 편곡과 우아한 멜로디 라인을 지니고 있습니다. 아날로그 레코딩 황혼기에 거둔 가장 순수하고 영롱한 어쿠스틱 사운드를 품고 있어, LP 컬렉터라면 반드시 턴테이블 곁에 비치해 두어야 할 불멸의 명반입니다.</w:t>
+        <w:t>포크 록의 순수성이 상업적 팝의 시대 속에서도 찬란하게 빛날 수 있음을 증명한 상징적인 레코드입니다. 초판 특유의 깊은 다이내믹 레인지와 따스한 음향 밸런스를 간직하고 있어, 진정한 아날로그 사운드의 미학을 추구하는 LP 컬렉터라면 결코 놓쳐서는 안 될 필청 음반입니다.</w:t>
       </w:r>
     </w:p>
     <w:p>
@@ -565,7 +676,7 @@
           <w:color w:val="4338CA"/>
           <w:sz w:val="21"/>
         </w:rPr>
-        <w:t>이 음반을 통해 바쁜 일상 속에서 잠시 벗어나 소박한 어쿠스틱 선율이 전해주는 감동을 다시 한번 경험해 보시는 것은 어떨까요?</w:t>
+        <w:t>이 음반을 통해 화려한 소음 너머로 스티브 포버트가 건네는 소박하고도 진실한 청춘의 고백이 전해주는 감동을 다시 한번 경험해 보시는 것은 어떨까요?</w:t>
       </w:r>
     </w:p>
     <w:sectPr>
